--- a/example_articles/countries/England/5.countries_England_Other_publisher.docx
+++ b/example_articles/countries/England/5.countries_England_Other_publisher.docx
@@ -27,17 +27,17 @@
     </w:p>
     <w:p>
       <w:r>
-        <w:t>Source File: Other publishers/Files (500) (17).DOCX</w:t>
+        <w:t>Source file: Other publishers/Files (500) (17).DOCX</w:t>
       </w:r>
     </w:p>
     <w:p>
       <w:r>
-        <w:t>Raw locations result: ['England']</w:t>
+        <w:t>Raw locations result, 'locations': ['England']</w:t>
       </w:r>
     </w:p>
     <w:p>
       <w:r>
-        <w:t>countries_stand_flat (Standardized): England</w:t>
+        <w:t>Standardized locations result, 'countries_stand_flat': England</w:t>
       </w:r>
     </w:p>
     <w:p>

--- a/example_articles/countries/England/5.countries_England_Other_publisher.docx
+++ b/example_articles/countries/England/5.countries_England_Other_publisher.docx
@@ -7,7 +7,7 @@
         <w:pStyle w:val="Heading1"/>
       </w:pPr>
       <w:r>
-        <w:t>Networks tap cable experience</w:t>
+        <w:t>Photo books help armchair travelers tour the world</w:t>
       </w:r>
     </w:p>
     <w:p>
@@ -17,17 +17,17 @@
     </w:p>
     <w:p>
       <w:r>
-        <w:t>Date: 1991-05-09</w:t>
+        <w:t>Date: 1991-12-08</w:t>
       </w:r>
     </w:p>
     <w:p>
       <w:r>
-        <w:t>Section: LIFE; Pg. 3D; Television</w:t>
+        <w:t>Section: Entertainment; Books; Pg. 10F</w:t>
       </w:r>
     </w:p>
     <w:p>
       <w:r>
-        <w:t>Source file: Other publishers/Files (500) (17).DOCX</w:t>
+        <w:t>Source file: Other publishers/Files (500) (22).DOCX</w:t>
       </w:r>
     </w:p>
     <w:p>
@@ -49,35 +49,55 @@
     </w:p>
     <w:p>
       <w:r>
-        <w:t>No one has ever confused MTV with traditional prime-time network TV. In the fall, that may change.</w:t>
+        <w:t>Armchair travel has ever been a magnet to draw the interest of the picture book buyer and this year should be no exception. Trips are available to such diverse places as Ireland, Russia, India, Morocco, not to mention Nottingham, England</w:t>
         <w:br/>
-        <w:t>After years of blaming audience erosion on cable, the networks are joining forces with the enemy - and both ABC and Fox have ordered pilots produced by cable companies.</w:t>
+        <w:t xml:space="preserve"> A sub-theme of this exotic locale motif is the threatened ecology. Recognition of the Amazon as more than a sinister forest primeval make two books especially pertinent: "Amazonia" and "Vanishing Eden."</w:t>
         <w:br/>
-        <w:t>The reasoning is simple: Cable provides programming expertise the networks lack.</w:t>
+        <w:t xml:space="preserve"> But, before we become bogged down in faraway places, let us note excellent books in several other categories and proceed to what might be called Tier One of the book market:</w:t>
         <w:br/>
-        <w:t>''The '90s are going to be all about alliances,'' says Geraldine Laybourne, president of MTV Network's Nickelodeon. The popular kids' channel is producing Nickelodeon Gets Real Mature, a leading Saturday contender for ABC.</w:t>
+        <w:t xml:space="preserve"> A Day in the Life of Ireland (Collins, $ 45). Just when you thought this idea of having a group of photojournalists cover one day in the life of a country had to run out of steam, they come up with an effort that certainly equals and perhaps excels previous ones.</w:t>
         <w:br/>
-        <w:t>Mature, a comedy sketch program for parents and children, ''is the first time a comedy troupe has been made up of kids and adults,'' Laybourne says.</w:t>
+        <w:t>Amazonia, by Loren McIntyre (Sierra Club, $ 40). Is it the engine that powers the planet or the forbidding heart of darkness it was perceived to be only a few decades ago? This handsome and informative book should help you decide.</w:t>
         <w:br/>
-        <w:t>Others under consideration:</w:t>
+        <w:t xml:space="preserve"> Vanishing Eden (Barons, $ 49.95). More like a text book than "Amazonia," with more closeups of plants and animals. A slightly different look at the same subject.</w:t>
         <w:br/>
-        <w:t>- Heads Will Roll. From Nickelodeon's sister channel MTV, a comedy/music/variety show in the hip MTV vein. Also an ABC contender.</w:t>
+        <w:t xml:space="preserve"> City of Victory: Vijanagara, by John Gollings (Aperture, $ 49.95). The photographs tend to a scientific style, but their austere effect lends an apt spookiness to the coverage of this ancient, abandoned Indian city. And, the subject is a ten on the exotic scale.</w:t>
         <w:br/>
-        <w:t>- Roc &amp; Reg E. Leading three pilots for Fox from HBO Independent Productions, it's about two black working class brothers in Baltimore. Others: Down the Shore (friends share a beach house); TV (a spoof on the medium).</w:t>
+        <w:t xml:space="preserve"> Texas on a Roll (Thomasson-Grant, $ 50). Texas through the eyes of native photographers presents an intimate and visually exciting view of the state everyone loves to hate.</w:t>
         <w:br/>
-        <w:t>- The Chameleon. Also from HBO, this one's for ABC. Michael York is a secret agent who assumes disguises of old movie stars, with old movie clips telling the story.</w:t>
+        <w:t xml:space="preserve"> Going Strong by Pat York (Little, Brown, $ 40). Portraits of, and interviews with, vigorous, lively citizens over 75. Vital pictures of vital people.</w:t>
         <w:br/>
-        <w:t>HBO Independent Productions has created most of the cable channel's successful comedy specials. But since the bulk of its lineup is movies, HBO decided to market its comedy expertise elsewhere.</w:t>
+        <w:t xml:space="preserve"> 10,000 Eyes (Thomasson-Grant, $ 50). This compendium by the American Society of Magazine Photographers honors the 150th anniversary of photography. These are the best pictures of the best photographers. Well worth the price.</w:t>
         <w:br/>
-        <w:t>''We're very interested in producing for a network because the networks and Fox are still the places where you gain the most (viewers),'' says Chris Albrecht, president of HBO Independent Productions.</w:t>
+        <w:t xml:space="preserve"> A Life in Photography by Rollie McKenna (Knopf, $ 50). Many memorable pictures pop from the pages of this retrospective by one of the lesser greats of mid-century photography.</w:t>
         <w:br/>
-        <w:t>Laybourne says Nickelodeon has a different attitude: ''We do not think of ourselves as a production company,'' she says. ''We see ourselves as a trademark that has a mission in regards to kids.''</w:t>
+        <w:t xml:space="preserve"> Other good choices:</w:t>
         <w:br/>
-        <w:t>ABC won't talk about its pilots, but it's clear what the networks stand to gain:-</w:t>
+        <w:t xml:space="preserve"> The Hakima, A Tragedy in Fez, by William Betsch (Aperture, $ 40). This "novelistic, diaristic" treatment of the Moroccan city introduces the travel book as melodrama, an interesting concept.</w:t>
         <w:br/>
-        <w:t>In MTV's case, hip TV to capture teens, Nickelodeon's appeal to kids and parents, and HBO's cutting-edge comedy.</w:t>
+        <w:t xml:space="preserve"> Russian Journal, by Inge Morath (Aperture, $ 40). The photographer focuses on the effects of the recent profound changes in Russia.</w:t>
         <w:br/>
-        <w:t>''If you want your house painted, you call a house painter,'' Albrecht says. ''If you are looking for new thinking in programming, you go to the people who have been doing it.''</w:t>
+        <w:t xml:space="preserve"> The Great British, by Eve Arnold (Knopf, $ 50). A personal, often humorous view of the people of Arnold's adopted country.</w:t>
+        <w:br/>
+        <w:t xml:space="preserve"> Living Room, by Nick Waplington (Aperture, $ 35). The daily life of two working-class families in Nottingham, England, may be good sociology, but the pictures are only high-quality "family album."</w:t>
+        <w:br/>
+        <w:t xml:space="preserve"> The Unseen Beatles, by Bob Whitaker (Collins, $ 40).  Like Elvis, Marilyn and a few others, most of the interesting photographic coverage of the Beatles has surfaced. This is no better or worse than what has gone before but will probably appeal only to hardcore Beatles fans.</w:t>
+        <w:br/>
+        <w:t xml:space="preserve"> Eternal Spain, Robert Frerck, Abrams, $ 75). Strong pictures dot this coverage, region by region, of rural Spain.</w:t>
+        <w:br/>
+        <w:t xml:space="preserve"> The Islands of Italy, by Sheila Nardutti (Ticknor &amp; Fields, 1991, $ 40). A slick tour of Sardinia, Sicily and the Aeolian Islands.</w:t>
+        <w:br/>
+        <w:t xml:space="preserve"> Colors of the Deep, by Jeffrey L. Rotman (Thomasson-Grant, $ 45). A richly colored exploration of the world's coral reefs, but you'd better like coral polyps, anemones and fish that look like they were designed by Peter Max.</w:t>
+        <w:br/>
+        <w:t xml:space="preserve"> Duane Braley is a staff photographer at the Star Tribune.</w:t>
+        <w:br/>
+        <w:br/>
+        <w:t>Graphic</w:t>
+        <w:br/>
+        <w:br/>
+        <w:t xml:space="preserve"> </w:t>
+        <w:br/>
+        <w:t>Photograph</w:t>
       </w:r>
     </w:p>
     <w:sectPr>

--- a/example_articles/countries/England/5.countries_England_Other_publisher.docx
+++ b/example_articles/countries/England/5.countries_England_Other_publisher.docx
@@ -7,7 +7,7 @@
         <w:pStyle w:val="Heading1"/>
       </w:pPr>
       <w:r>
-        <w:t>Photo books help armchair travelers tour the world</w:t>
+        <w:t>BRITAIN'S CANALS AND WATER PATHS CRISSCROSS HISTORY</w:t>
       </w:r>
     </w:p>
     <w:p>
@@ -17,22 +17,22 @@
     </w:p>
     <w:p>
       <w:r>
-        <w:t>Date: 1991-12-08</w:t>
+        <w:t>Date: 1997-07-13</w:t>
       </w:r>
     </w:p>
     <w:p>
       <w:r>
-        <w:t>Section: Entertainment; Books; Pg. 10F</w:t>
+        <w:t>Section: TRAVEL,</w:t>
       </w:r>
     </w:p>
     <w:p>
       <w:r>
-        <w:t>Source file: Other publishers/Files (500) (22).DOCX</w:t>
+        <w:t>Source file: Other publishers/Files (500) (29).DOCX</w:t>
       </w:r>
     </w:p>
     <w:p>
       <w:r>
-        <w:t>Raw locations result, 'locations': ['England']</w:t>
+        <w:t>Raw locations result, 'locations': ['England', 'Wales', 'Scotland']</w:t>
       </w:r>
     </w:p>
     <w:p>
@@ -49,47 +49,101 @@
     </w:p>
     <w:p>
       <w:r>
-        <w:t>Armchair travel has ever been a magnet to draw the interest of the picture book buyer and this year should be no exception. Trips are available to such diverse places as Ireland, Russia, India, Morocco, not to mention Nottingham, England</w:t>
+        <w:t>Tucked into Britain's sprawling cities and its gentle green countryside are more than 2,000 miles of canals.</w:t>
         <w:br/>
-        <w:t xml:space="preserve"> A sub-theme of this exotic locale motif is the threatened ecology. Recognition of the Amazon as more than a sinister forest primeval make two books especially pertinent: "Amazonia" and "Vanishing Eden."</w:t>
+        <w:t>Built in the late 1700s and 1800s for moving freight by boat, these water roads crisscross the country. While a growing number of Britons boat, walk, bird-watch and fish along them, they're little known to most visitors.</w:t>
         <w:br/>
-        <w:t xml:space="preserve"> But, before we become bogged down in faraway places, let us note excellent books in several other categories and proceed to what might be called Tier One of the book market:</w:t>
+        <w:t>Yet for travelers who like messing around on boats, or walking alongside them on the ''towpaths,'' the canals are an excellent way to go.</w:t>
         <w:br/>
-        <w:t xml:space="preserve"> A Day in the Life of Ireland (Collins, $ 45). Just when you thought this idea of having a group of photojournalists cover one day in the life of a country had to run out of steam, they come up with an effort that certainly equals and perhaps excels previous ones.</w:t>
+        <w:t>They take travelers through miles of rolling countryside to the historic town of Bath and the Shakespeare country of Stratford-upon-Avon, to tiny Welsh villages or through cities like London and Birmingham.</w:t>
         <w:br/>
-        <w:t>Amazonia, by Loren McIntyre (Sierra Club, $ 40). Is it the engine that powers the planet or the forbidding heart of darkness it was perceived to be only a few decades ago? This handsome and informative book should help you decide.</w:t>
+        <w:t>I first stumbled upon the canals while living in London years ago. An avid walker but tired of the city's busy streets, I peered over the side of a bridge to see a quiet waterway below, less than 20 feet wide, edged by a walking path.</w:t>
         <w:br/>
-        <w:t xml:space="preserve"> Vanishing Eden (Barons, $ 49.95). More like a text book than "Amazonia," with more closeups of plants and animals. A slightly different look at the same subject.</w:t>
+        <w:t>It was Regent's Canal which, combined with several other canals, winds for dozens of miles through London. These link to other canals that meander all over Britain, some leading hundreds of miles north into England's industrial heartland around Birmingham and Manchester.</w:t>
         <w:br/>
-        <w:t xml:space="preserve"> City of Victory: Vijanagara, by John Gollings (Aperture, $ 49.95). The photographs tend to a scientific style, but their austere effect lends an apt spookiness to the coverage of this ancient, abandoned Indian city. And, the subject is a ten on the exotic scale.</w:t>
+        <w:t>I soon became a regular walker on the paths that border London's canals. Each weekend I'd set out with a city map (although the canals were marked only sketchily), a friend and only a vague idea of how far we'd get and what we'd find along the way.</w:t>
         <w:br/>
-        <w:t xml:space="preserve"> Texas on a Roll (Thomasson-Grant, $ 50). Texas through the eyes of native photographers presents an intimate and visually exciting view of the state everyone loves to hate.</w:t>
+        <w:t>Our canalside walks took us through the decaying industrial backside of London and the lush greenery of occasional parks, past grand mansions and dismal, concrete slabs of public-housing apartments.</w:t>
         <w:br/>
-        <w:t xml:space="preserve"> Going Strong by Pat York (Little, Brown, $ 40). Portraits of, and interviews with, vigorous, lively citizens over 75. Vital pictures of vital people.</w:t>
+        <w:t>Along the way we discovered the 200-year-old architectural heritage of England's canals - the wood-gated locks that regulate the canals' levels and move boats up and down; the brick cottages where the lock-keepers who maintained the locks used to live; graceful iron footbridges spanning the waterways; and cavernous, deserted 19th-century warehouses where pigeons were the only occupants of the canalside loading docks.</w:t>
         <w:br/>
-        <w:t xml:space="preserve"> 10,000 Eyes (Thomasson-Grant, $ 50). This compendium by the American Society of Magazine Photographers honors the 150th anniversary of photography. These are the best pictures of the best photographers. Well worth the price.</w:t>
+        <w:t>Occasionally we'd come across pubs by the canals. Once they were packed with last century's boatmen who ran freight boats along the canals. For us modern-day walkers the pubs were equally welcome.</w:t>
         <w:br/>
-        <w:t xml:space="preserve"> A Life in Photography by Rollie McKenna (Knopf, $ 50). Many memorable pictures pop from the pages of this retrospective by one of the lesser greats of mid-century photography.</w:t>
+        <w:t>Construction of the canals - there are some in Wales and Scotland but most are in England - began in the 1790s and lasted for a century. Business tycoons, riding high on the Industrial Revolution, needed a faster, better way to move their coal, iron, cotton and other goods.</w:t>
         <w:br/>
-        <w:t xml:space="preserve"> Other good choices:</w:t>
+        <w:t>Horses and wagons were a slow, expensive way to go on the country's rutted roads; the railways, which along with this century's roads would turn the canals into industrial has-beens, weren't yet a force.</w:t>
         <w:br/>
-        <w:t xml:space="preserve"> The Hakima, A Tragedy in Fez, by William Betsch (Aperture, $ 40). This "novelistic, diaristic" treatment of the Moroccan city introduces the travel book as melodrama, an interesting concept.</w:t>
+        <w:t>Inspired by the canals of Holland, some 18th-century English entrepreneurs decided canal-going boats would be cheap and reliable.</w:t>
         <w:br/>
-        <w:t xml:space="preserve"> Russian Journal, by Inge Morath (Aperture, $ 40). The photographer focuses on the effects of the recent profound changes in Russia.</w:t>
+        <w:t>They formed private companies to build the canals and employed vast gangs of men who dug them with picks and shovels.</w:t>
         <w:br/>
-        <w:t xml:space="preserve"> The Great British, by Eve Arnold (Knopf, $ 50). A personal, often humorous view of the people of Arnold's adopted country.</w:t>
+        <w:t>By the late 1800s, after a century of construction, about 3,500 miles of canals ran like a watery spider's web across Britain, linking booming inland cities to seaports and London.</w:t>
         <w:br/>
-        <w:t xml:space="preserve"> Living Room, by Nick Waplington (Aperture, $ 35). The daily life of two working-class families in Nottingham, England, may be good sociology, but the pictures are only high-quality "family album."</w:t>
+        <w:t>All through the 19th century, canals were the arteries of British industry, with an endless caravan of boats carrying freight to and from the mills, mines and factories.</w:t>
         <w:br/>
-        <w:t xml:space="preserve"> The Unseen Beatles, by Bob Whitaker (Collins, $ 40).  Like Elvis, Marilyn and a few others, most of the interesting photographic coverage of the Beatles has surfaced. This is no better or worse than what has gone before but will probably appeal only to hardcore Beatles fans.</w:t>
+        <w:t>A toll was charged for each boat (or for each passenger since some vessels also were early mass transit).</w:t>
         <w:br/>
-        <w:t xml:space="preserve"> Eternal Spain, Robert Frerck, Abrams, $ 75). Strong pictures dot this coverage, region by region, of rural Spain.</w:t>
+        <w:t>Boatmen and their families lived aboard, a floating subculture who decorated their craft with bright paintings of flowers and hung lace curtains at the windows.</w:t>
         <w:br/>
-        <w:t xml:space="preserve"> The Islands of Italy, by Sheila Nardutti (Ticknor &amp; Fields, 1991, $ 40). A slick tour of Sardinia, Sicily and the Aeolian Islands.</w:t>
+        <w:t>Today's visitors can float in their footsteps, renting diesel-engine-powered narrow boats for a weekend or a week from dozens of companies scattered through England.</w:t>
         <w:br/>
-        <w:t xml:space="preserve"> Colors of the Deep, by Jeffrey L. Rotman (Thomasson-Grant, $ 45). A richly colored exploration of the world's coral reefs, but you'd better like coral polyps, anemones and fish that look like they were designed by Peter Max.</w:t>
+        <w:t>Or ''hotel boats'' will take them on a slow-going canal tour.</w:t>
         <w:br/>
-        <w:t xml:space="preserve"> Duane Braley is a staff photographer at the Star Tribune.</w:t>
+        <w:t>Those who prefer to walk can stroll for an hour or days along the canals' towpaths - so named because the early narrow boats were towed by horses that plodded along the canals and pulled the boats behind them on ropes.</w:t>
+        <w:br/>
+        <w:t>Visitors to London can get a feel for Britain's canals in just a few hours by visiting Camden Lock in north London. It's in the heart of the Camden Town neighborhood, 15 minutes by the Underground (London's subway) from the city center.</w:t>
+        <w:br/>
+        <w:t>Regent's Canal opened in 1820 and passes through a wood-gated lock here. The 19th-century warehouses and stables near Camden Lock have been converted into trendy shops and cafes as the neighborhood, once a working-class home to Greek and Irish immigrants, keeps going upscale.</w:t>
+        <w:br/>
+        <w:t>On weekends, cobbled courtyards in front of Camden Lock's buildings are crammed with the stalls and customers of an outdoor market. Called Camden Market, it's a post-hippy, neo-punk place, just the spot to buy nose rings or vegetarian fast food (books, CDs and clothes also are sold).</w:t>
+        <w:br/>
+        <w:t>But there's always room to move on the Regent's Canal towpath which leads east from Camden Lock about eight miles, passing through gritty neighborhoods to a dock on the Thames River.</w:t>
+        <w:br/>
+        <w:t>On the 25-minute walk to Regent's Park, tall 19th-century houses border the canal with their back yards ending in the water; householders keep their rowboats moored to poles stuck in the canal banks or tied to tree limbs. Men and boys bring stools to the towpath and sit silently fishing the still, murky waters.</w:t>
+        <w:br/>
+        <w:t>Joggers grow plentiful where the canal skirts the north end of Regent's Park, a 410-acre swath of greenery.</w:t>
+        <w:br/>
+        <w:t>An easy way to explore Regent's Canal is on a narrow-boat tour from Camden Lock through Regent's Park to Little Venice, a canal basin ringed with elegant homes.</w:t>
+        <w:br/>
+        <w:t>Little Venice is a triangular canal basin, about a half-block across, surrounded by elegant 19th-century homes festooned with burglar alarms and Jaguars in the driveways.</w:t>
+        <w:br/>
+        <w:t>Other Little Venice residents live more simply in dozens of narrow boats moored along the canal.</w:t>
+        <w:br/>
+        <w:t>Take the canal boat back - it goes hourly each day in summer - or walk.</w:t>
+        <w:br/>
+        <w:t>Why rush? Pause midway to explore Regent's Park and its zoo; climb nearby Parliament Hill with its views over the city; or relax in one of the ornate Victorian pubs.</w:t>
+        <w:br/>
+        <w:t>Many canals were abandoned as the freight business shifted to trains and then trucks. Although the British government took over the canals during World War II, by the 1960s hundreds of miles had silted up and the wooden lock gates had sprung fatal leaks.</w:t>
+        <w:br/>
+        <w:t xml:space="preserve"> </w:t>
+        <w:br/>
+        <w:t>In recent decades, conservation groups and British Waterways, a government agency that manages the canals, have restored and reopened some for recreation. The 2,000 miles of canals and towpaths that remain are an unusual, slow-going way to explore Britain's history and landscapes.</w:t>
+        <w:br/>
+        <w:t xml:space="preserve"> </w:t>
+        <w:br/>
+        <w:t xml:space="preserve"> If you go . . .</w:t>
+        <w:br/>
+        <w:t>Some suggestions for those who want to explore Britain's canals by boat or foot:</w:t>
+        <w:br/>
+        <w:t>Dozens of British companies rent self-skippered narrow boats for a weekend or longer. Companies will give instruction on how to operate the boats and canal locks.</w:t>
+        <w:br/>
+        <w:t>To decide which area of Britain to go canal-cruising in, phone the British Tourist Authority in New York (800-462-2748) and ask for ''Waterway: Britain and Ireland.''</w:t>
+        <w:br/>
+        <w:t>The 42-page free booklet describes the major canals in cities and rural areas. It also lists companies that rent narrow boats.</w:t>
+        <w:br/>
+        <w:t>Some U.S. travel agents or boat-charter companies may be able to book canal trips. U.K. Waterway Holidays, one of the larger ones, can be reached in the U.S. through its agent, Jody Lexow Yacht Charters: (800) 662-2628.</w:t>
+        <w:br/>
+        <w:t>WALKING: ''Walking in Britain'' (Lonely Planet, $ 17.95) describes a day-long route along the Kennett &amp; Avon Canal in southern England near the city of Bath.</w:t>
+        <w:br/>
+        <w:t>For visitors to London who want to explore Regent's Canal, ''Eyewitness Travel Guides: London'' (Dorling Kindersley Publishers, $ 24.95) has a good map and description of the towpath walk along Regent's Canal between Camden Town and Little Venice.</w:t>
+        <w:br/>
+        <w:t>''London Companion'' (Fodor's, $ 17) has excellent historical background on the canal and the Camden Town/Regent's Park area.</w:t>
+        <w:br/>
+        <w:t>LONDON CANAL RIDES: The London Waterbus Co. offers canal-boat tours daily from April until late October between Camden Lock and Little Venice. Boats depart on the hour from each area, from 10 a.m. to 5 p.m. daily. Tickets cost $ 6.40 one way, $ 8.30 round trip; they are sold on the boats.</w:t>
+        <w:br/>
+        <w:t xml:space="preserve"> </w:t>
+        <w:br/>
+        <w:t>For London Waterbus information phone from the U.S., (011-44-171) 482-2660 for recorded information or (011-44-171) 482-2550 for the office.</w:t>
         <w:br/>
         <w:br/>
         <w:t>Graphic</w:t>
@@ -97,7 +151,7 @@
         <w:br/>
         <w:t xml:space="preserve"> </w:t>
         <w:br/>
-        <w:t>Photograph</w:t>
+        <w:t>PHOTO, PHOTO: Knight-Ridder: The London Waterbus Co. offers tours of; Regent's Canal in converted narrow boats like the Gardenia.</w:t>
       </w:r>
     </w:p>
     <w:sectPr>

--- a/example_articles/countries/England/5.countries_England_Other_publisher.docx
+++ b/example_articles/countries/England/5.countries_England_Other_publisher.docx
@@ -7,7 +7,7 @@
         <w:pStyle w:val="Heading1"/>
       </w:pPr>
       <w:r>
-        <w:t>BRITAIN'S CANALS AND WATER PATHS CRISSCROSS HISTORY</w:t>
+        <w:t>Charm wins out in funny, fact-based comedy 'Fighting With My Family'</w:t>
       </w:r>
     </w:p>
     <w:p>
@@ -17,22 +17,22 @@
     </w:p>
     <w:p>
       <w:r>
-        <w:t>Date: 1997-07-13</w:t>
+        <w:t>Date: 2019-02-22</w:t>
       </w:r>
     </w:p>
     <w:p>
       <w:r>
-        <w:t>Section: TRAVEL,</w:t>
+        <w:t>Section: TIMEOUT; Pg. 25</w:t>
       </w:r>
     </w:p>
     <w:p>
       <w:r>
-        <w:t>Source file: Other publishers/Files (500) (29).DOCX</w:t>
+        <w:t>Source file: Other publishers/Files (500) (8).DOCX</w:t>
       </w:r>
     </w:p>
     <w:p>
       <w:r>
-        <w:t>Raw locations result, 'locations': ['England', 'Wales', 'Scotland']</w:t>
+        <w:t>Raw locations result, 'locations': ['England']</w:t>
       </w:r>
     </w:p>
     <w:p>
@@ -49,101 +49,9 @@
     </w:p>
     <w:p>
       <w:r>
-        <w:t>Tucked into Britain's sprawling cities and its gentle green countryside are more than 2,000 miles of canals.</w:t>
+        <w:t xml:space="preserve">Even the most eccentric passions of working-class England — long a favored reservoir of feel-good underdog tales — have seldom featured as much spandex as "Fighting With My Family." Patrick "Rowdy Ricky Knight" Bevis (Nick Frost) and Julia "Sweet Saraya" Bevis (Lena Headey) are your average parents, raising a couple of tykes in Norwich, England, to stand up for themselves, work together, and, you know, maintain a firm choke hold. Collectively they worship at the altar of "Macho Man" Randy Savage; they believe in body slams the way other families preach a heathy breakfast. "Fighting With My Family," the solo writing-directing debut of Stephen Merchant ("The Office"), is based on a true story and a colorful documentary. </w:t>
         <w:br/>
-        <w:t>Built in the late 1700s and 1800s for moving freight by boat, these water roads crisscross the country. While a growing number of Britons boat, walk, bird-watch and fish along them, they're little known to most visitors.</w:t>
-        <w:br/>
-        <w:t>Yet for travelers who like messing around on boats, or walking alongside them on the ''towpaths,'' the canals are an excellent way to go.</w:t>
-        <w:br/>
-        <w:t>They take travelers through miles of rolling countryside to the historic town of Bath and the Shakespeare country of Stratford-upon-Avon, to tiny Welsh villages or through cities like London and Birmingham.</w:t>
-        <w:br/>
-        <w:t>I first stumbled upon the canals while living in London years ago. An avid walker but tired of the city's busy streets, I peered over the side of a bridge to see a quiet waterway below, less than 20 feet wide, edged by a walking path.</w:t>
-        <w:br/>
-        <w:t>It was Regent's Canal which, combined with several other canals, winds for dozens of miles through London. These link to other canals that meander all over Britain, some leading hundreds of miles north into England's industrial heartland around Birmingham and Manchester.</w:t>
-        <w:br/>
-        <w:t>I soon became a regular walker on the paths that border London's canals. Each weekend I'd set out with a city map (although the canals were marked only sketchily), a friend and only a vague idea of how far we'd get and what we'd find along the way.</w:t>
-        <w:br/>
-        <w:t>Our canalside walks took us through the decaying industrial backside of London and the lush greenery of occasional parks, past grand mansions and dismal, concrete slabs of public-housing apartments.</w:t>
-        <w:br/>
-        <w:t>Along the way we discovered the 200-year-old architectural heritage of England's canals - the wood-gated locks that regulate the canals' levels and move boats up and down; the brick cottages where the lock-keepers who maintained the locks used to live; graceful iron footbridges spanning the waterways; and cavernous, deserted 19th-century warehouses where pigeons were the only occupants of the canalside loading docks.</w:t>
-        <w:br/>
-        <w:t>Occasionally we'd come across pubs by the canals. Once they were packed with last century's boatmen who ran freight boats along the canals. For us modern-day walkers the pubs were equally welcome.</w:t>
-        <w:br/>
-        <w:t>Construction of the canals - there are some in Wales and Scotland but most are in England - began in the 1790s and lasted for a century. Business tycoons, riding high on the Industrial Revolution, needed a faster, better way to move their coal, iron, cotton and other goods.</w:t>
-        <w:br/>
-        <w:t>Horses and wagons were a slow, expensive way to go on the country's rutted roads; the railways, which along with this century's roads would turn the canals into industrial has-beens, weren't yet a force.</w:t>
-        <w:br/>
-        <w:t>Inspired by the canals of Holland, some 18th-century English entrepreneurs decided canal-going boats would be cheap and reliable.</w:t>
-        <w:br/>
-        <w:t>They formed private companies to build the canals and employed vast gangs of men who dug them with picks and shovels.</w:t>
-        <w:br/>
-        <w:t>By the late 1800s, after a century of construction, about 3,500 miles of canals ran like a watery spider's web across Britain, linking booming inland cities to seaports and London.</w:t>
-        <w:br/>
-        <w:t>All through the 19th century, canals were the arteries of British industry, with an endless caravan of boats carrying freight to and from the mills, mines and factories.</w:t>
-        <w:br/>
-        <w:t>A toll was charged for each boat (or for each passenger since some vessels also were early mass transit).</w:t>
-        <w:br/>
-        <w:t>Boatmen and their families lived aboard, a floating subculture who decorated their craft with bright paintings of flowers and hung lace curtains at the windows.</w:t>
-        <w:br/>
-        <w:t>Today's visitors can float in their footsteps, renting diesel-engine-powered narrow boats for a weekend or a week from dozens of companies scattered through England.</w:t>
-        <w:br/>
-        <w:t>Or ''hotel boats'' will take them on a slow-going canal tour.</w:t>
-        <w:br/>
-        <w:t>Those who prefer to walk can stroll for an hour or days along the canals' towpaths - so named because the early narrow boats were towed by horses that plodded along the canals and pulled the boats behind them on ropes.</w:t>
-        <w:br/>
-        <w:t>Visitors to London can get a feel for Britain's canals in just a few hours by visiting Camden Lock in north London. It's in the heart of the Camden Town neighborhood, 15 minutes by the Underground (London's subway) from the city center.</w:t>
-        <w:br/>
-        <w:t>Regent's Canal opened in 1820 and passes through a wood-gated lock here. The 19th-century warehouses and stables near Camden Lock have been converted into trendy shops and cafes as the neighborhood, once a working-class home to Greek and Irish immigrants, keeps going upscale.</w:t>
-        <w:br/>
-        <w:t>On weekends, cobbled courtyards in front of Camden Lock's buildings are crammed with the stalls and customers of an outdoor market. Called Camden Market, it's a post-hippy, neo-punk place, just the spot to buy nose rings or vegetarian fast food (books, CDs and clothes also are sold).</w:t>
-        <w:br/>
-        <w:t>But there's always room to move on the Regent's Canal towpath which leads east from Camden Lock about eight miles, passing through gritty neighborhoods to a dock on the Thames River.</w:t>
-        <w:br/>
-        <w:t>On the 25-minute walk to Regent's Park, tall 19th-century houses border the canal with their back yards ending in the water; householders keep their rowboats moored to poles stuck in the canal banks or tied to tree limbs. Men and boys bring stools to the towpath and sit silently fishing the still, murky waters.</w:t>
-        <w:br/>
-        <w:t>Joggers grow plentiful where the canal skirts the north end of Regent's Park, a 410-acre swath of greenery.</w:t>
-        <w:br/>
-        <w:t>An easy way to explore Regent's Canal is on a narrow-boat tour from Camden Lock through Regent's Park to Little Venice, a canal basin ringed with elegant homes.</w:t>
-        <w:br/>
-        <w:t>Little Venice is a triangular canal basin, about a half-block across, surrounded by elegant 19th-century homes festooned with burglar alarms and Jaguars in the driveways.</w:t>
-        <w:br/>
-        <w:t>Other Little Venice residents live more simply in dozens of narrow boats moored along the canal.</w:t>
-        <w:br/>
-        <w:t>Take the canal boat back - it goes hourly each day in summer - or walk.</w:t>
-        <w:br/>
-        <w:t>Why rush? Pause midway to explore Regent's Park and its zoo; climb nearby Parliament Hill with its views over the city; or relax in one of the ornate Victorian pubs.</w:t>
-        <w:br/>
-        <w:t>Many canals were abandoned as the freight business shifted to trains and then trucks. Although the British government took over the canals during World War II, by the 1960s hundreds of miles had silted up and the wooden lock gates had sprung fatal leaks.</w:t>
-        <w:br/>
-        <w:t xml:space="preserve"> </w:t>
-        <w:br/>
-        <w:t>In recent decades, conservation groups and British Waterways, a government agency that manages the canals, have restored and reopened some for recreation. The 2,000 miles of canals and towpaths that remain are an unusual, slow-going way to explore Britain's history and landscapes.</w:t>
-        <w:br/>
-        <w:t xml:space="preserve"> </w:t>
-        <w:br/>
-        <w:t xml:space="preserve"> If you go . . .</w:t>
-        <w:br/>
-        <w:t>Some suggestions for those who want to explore Britain's canals by boat or foot:</w:t>
-        <w:br/>
-        <w:t>Dozens of British companies rent self-skippered narrow boats for a weekend or longer. Companies will give instruction on how to operate the boats and canal locks.</w:t>
-        <w:br/>
-        <w:t>To decide which area of Britain to go canal-cruising in, phone the British Tourist Authority in New York (800-462-2748) and ask for ''Waterway: Britain and Ireland.''</w:t>
-        <w:br/>
-        <w:t>The 42-page free booklet describes the major canals in cities and rural areas. It also lists companies that rent narrow boats.</w:t>
-        <w:br/>
-        <w:t>Some U.S. travel agents or boat-charter companies may be able to book canal trips. U.K. Waterway Holidays, one of the larger ones, can be reached in the U.S. through its agent, Jody Lexow Yacht Charters: (800) 662-2628.</w:t>
-        <w:br/>
-        <w:t>WALKING: ''Walking in Britain'' (Lonely Planet, $ 17.95) describes a day-long route along the Kennett &amp; Avon Canal in southern England near the city of Bath.</w:t>
-        <w:br/>
-        <w:t>For visitors to London who want to explore Regent's Canal, ''Eyewitness Travel Guides: London'' (Dorling Kindersley Publishers, $ 24.95) has a good map and description of the towpath walk along Regent's Canal between Camden Town and Little Venice.</w:t>
-        <w:br/>
-        <w:t>''London Companion'' (Fodor's, $ 17) has excellent historical background on the canal and the Camden Town/Regent's Park area.</w:t>
-        <w:br/>
-        <w:t>LONDON CANAL RIDES: The London Waterbus Co. offers canal-boat tours daily from April until late October between Camden Lock and Little Venice. Boats depart on the hour from each area, from 10 a.m. to 5 p.m. daily. Tickets cost $ 6.40 one way, $ 8.30 round trip; they are sold on the boats.</w:t>
-        <w:br/>
-        <w:t xml:space="preserve"> </w:t>
-        <w:br/>
-        <w:t>For London Waterbus information phone from the U.S., (011-44-171) 482-2660 for recorded information or (011-44-171) 482-2550 for the office.</w:t>
+        <w:t>Saraya-Jade (Florence Pugh) and her older brother, Zak (Jack Lowden), have been bred by their WWE-obsessed parents to leg-drop and pile-drive. They each aspire to the big time while ardently participating in their family's far more regional and ragtag wrestling business. In a sport/entertainment world full of skeptics, they're true believers. The twist in "Fighting With My Family" is not only that Saraya-Jade actually succeeds, winning a tryout with the WWE in Florida, but that this modest and formulaic sports movie takes on unexpected heavyweight status. "Fighting With My Family" was made with the blessing and the branding of the WWE, and it includes plenty of pro wrestler cameos, most notably The Rock, who's a producer on the film. Yet "Fighting With My Family" isn't just about the quixotic small-town dreams of some hardscrabble devotees, but the leap into megawatt fame, and the strain it can put on family dynamics. When a wisecracking trainer named Hutch (Vince Vaughn, eating it up) at a London tryout picks Saraya-Jade, who renames herself Paige, Zak is told he doesn't have the "it" factor his sister exudes. But Paige, dark-haired, lip-pierced and heavily accented, isn't so sure of herself, either. "Do you see yourself as a six-inch action figure?" asks Hutch, a question that might be better served for mental institution examinations. When Paige sees the other women trying to make it — models and cheerleaders, mostly — she feels even more uncertain. Hutch warns with ominous certainty: "Before you leave Orlando, at least one of you will be a stripper." It's a compelling and likable cast (Frost, in particular, is a standout), and Merchant keeps the film, for all its sports-movie clichés, mostly lively, good-hearted and consistently funny. That's aided in part by the charm explosions that happen whenever The Rock steps in (he even manages a crack at Vin Diesel). But the movie is mostly on Pugh's shoulders. The young actress broke through, terrifically, in 2017's "Lady Macbeth," which, ironically, was a far more rock-'em-sock'em showcase for her considerable talent. Pugh never looks quite at ease in the ring in "Fighting With My Family," but her performance is so layered with ambition and self-doubt that the film exceeds its familiar framework. Still, the movie is best when furthest from the WWE main stage, back in the Bevis' Norwich living room, where, for example, a more typically British visitor (played by Merchant) has the nerve to politely query, "Sorry, what is the WWE?" — and subsequently suffers some of the most withering stares you'll ever see. It turns out that the heart of the goofy soap opera that is professional wrestling is in Norwich.</w:t>
         <w:br/>
         <w:br/>
         <w:t>Graphic</w:t>
@@ -151,7 +59,7 @@
         <w:br/>
         <w:t xml:space="preserve"> </w:t>
         <w:br/>
-        <w:t>PHOTO, PHOTO: Knight-Ridder: The London Waterbus Co. offers tours of; Regent's Canal in converted narrow boats like the Gardenia.</w:t>
+        <w:t>This image released by Metro Goldwyn Mayer Pictures shows Jack Lowden, left, and Florence Pugh in a scene from "Fighting with My Family." (Robert Viglasky/Metro Goldwyn Mayer Pictures via AP) Courtesy of Metro Goldwyn Mayer Pictures Siblings Zak (Jack Lowden), left, and Saraya-Jade (Florence Pugh) work toward a shot at the WWE in "Fighting With My Family." Courtesy of Metro Goldwyn Mayer Pictures Siblings Zak (Jack Lowden), left, and Saraya-Jade (Florence Pugh) work toward a shot at the WWE in "Fighting With My Family."This image released by Metro Goldwyn Mayer Pictures shows Nick Frost, left, and Lena Headey in a scene from "Fighting with My Family." (Robert Viglasky/Metro Goldwyn Mayer Pictures via AP) Courtesy of Metro Goldwyn Mayer Pictures WWE-obsessed parents Patrick (Nick Frost), left, and Julia Bevis (Lena Headey) push their kids toward wrestling stardom. Courtesy of Metro Goldwyn Mayer Pictures WWE-obsessed parents Patrick (Nick Frost), left, and Julia Bevis (Lena Headey) push their kids toward wrestling stardom. WWE-obsessed parents Patrick (Nick Frost), left, and Julia Bevis (Lena Headey) push their kids toward wrestling stardom in "Fighting With My Family."</w:t>
       </w:r>
     </w:p>
     <w:sectPr>
